--- a/klagomål/A 29277-2026 FSC-klagomål.docx
+++ b/klagomål/A 29277-2026 FSC-klagomål.docx
@@ -768,7 +768,7 @@
     <w:r>
       <w:tab/>
       <w:tab/>
-      <w:t>2026-06-30</w:t>
+      <w:t>2026-07-01</w:t>
       <w:br/>
       <w:br/>
     </w:r>

--- a/klagomål/A 29277-2026 FSC-klagomål.docx
+++ b/klagomål/A 29277-2026 FSC-klagomål.docx
@@ -768,7 +768,7 @@
     <w:r>
       <w:tab/>
       <w:tab/>
-      <w:t>2026-07-01</w:t>
+      <w:t>2026-07-02</w:t>
       <w:br/>
       <w:br/>
     </w:r>

--- a/klagomål/A 29277-2026 FSC-klagomål.docx
+++ b/klagomål/A 29277-2026 FSC-klagomål.docx
@@ -768,7 +768,7 @@
     <w:r>
       <w:tab/>
       <w:tab/>
-      <w:t>2026-07-13</w:t>
+      <w:t>2026-07-14</w:t>
       <w:br/>
       <w:br/>
     </w:r>

--- a/klagomål/A 29277-2026 FSC-klagomål.docx
+++ b/klagomål/A 29277-2026 FSC-klagomål.docx
@@ -768,7 +768,7 @@
     <w:r>
       <w:tab/>
       <w:tab/>
-      <w:t>2026-07-14</w:t>
+      <w:t>2026-07-15</w:t>
       <w:br/>
       <w:br/>
     </w:r>

--- a/klagomål/A 29277-2026 FSC-klagomål.docx
+++ b/klagomål/A 29277-2026 FSC-klagomål.docx
@@ -768,7 +768,7 @@
     <w:r>
       <w:tab/>
       <w:tab/>
-      <w:t>2026-07-15</w:t>
+      <w:t>2026-07-16</w:t>
       <w:br/>
       <w:br/>
     </w:r>

--- a/klagomål/A 29277-2026 FSC-klagomål.docx
+++ b/klagomål/A 29277-2026 FSC-klagomål.docx
@@ -768,7 +768,7 @@
     <w:r>
       <w:tab/>
       <w:tab/>
-      <w:t>2026-07-16</w:t>
+      <w:t>2026-07-17</w:t>
       <w:br/>
       <w:br/>
     </w:r>

--- a/klagomål/A 29277-2026 FSC-klagomål.docx
+++ b/klagomål/A 29277-2026 FSC-klagomål.docx
@@ -768,7 +768,7 @@
     <w:r>
       <w:tab/>
       <w:tab/>
-      <w:t>2026-07-17</w:t>
+      <w:t>2026-07-18</w:t>
       <w:br/>
       <w:br/>
     </w:r>

--- a/klagomål/A 29277-2026 FSC-klagomål.docx
+++ b/klagomål/A 29277-2026 FSC-klagomål.docx
@@ -768,7 +768,7 @@
     <w:r>
       <w:tab/>
       <w:tab/>
-      <w:t>2026-07-18</w:t>
+      <w:t>2026-07-19</w:t>
       <w:br/>
       <w:br/>
     </w:r>

--- a/klagomål/A 29277-2026 FSC-klagomål.docx
+++ b/klagomål/A 29277-2026 FSC-klagomål.docx
@@ -768,7 +768,7 @@
     <w:r>
       <w:tab/>
       <w:tab/>
-      <w:t>2026-07-19</w:t>
+      <w:t>2026-07-20</w:t>
       <w:br/>
       <w:br/>
     </w:r>

--- a/klagomål/A 29277-2026 FSC-klagomål.docx
+++ b/klagomål/A 29277-2026 FSC-klagomål.docx
@@ -768,7 +768,7 @@
     <w:r>
       <w:tab/>
       <w:tab/>
-      <w:t>2026-07-20</w:t>
+      <w:t>2026-07-21</w:t>
       <w:br/>
       <w:br/>
     </w:r>

--- a/klagomål/A 29277-2026 FSC-klagomål.docx
+++ b/klagomål/A 29277-2026 FSC-klagomål.docx
@@ -768,7 +768,7 @@
     <w:r>
       <w:tab/>
       <w:tab/>
-      <w:t>2026-07-21</w:t>
+      <w:t>2026-07-22</w:t>
       <w:br/>
       <w:br/>
     </w:r>

--- a/klagomål/A 29277-2026 FSC-klagomål.docx
+++ b/klagomål/A 29277-2026 FSC-klagomål.docx
@@ -768,7 +768,7 @@
     <w:r>
       <w:tab/>
       <w:tab/>
-      <w:t>2026-07-22</w:t>
+      <w:t>2026-07-23</w:t>
       <w:br/>
       <w:br/>
     </w:r>

--- a/klagomål/A 29277-2026 FSC-klagomål.docx
+++ b/klagomål/A 29277-2026 FSC-klagomål.docx
@@ -768,7 +768,7 @@
     <w:r>
       <w:tab/>
       <w:tab/>
-      <w:t>2026-07-23</w:t>
+      <w:t>2026-07-24</w:t>
       <w:br/>
       <w:br/>
     </w:r>

--- a/klagomål/A 29277-2026 FSC-klagomål.docx
+++ b/klagomål/A 29277-2026 FSC-klagomål.docx
@@ -178,7 +178,7 @@
       <w:r>
         <w:drawing>
           <wp:inline xmlns:a="http://schemas.openxmlformats.org/drawingml/2006/main" xmlns:pic="http://schemas.openxmlformats.org/drawingml/2006/picture">
-            <wp:extent cx="5486400" cy="4907594"/>
+            <wp:extent cx="5486400" cy="5154576"/>
             <wp:docPr id="1" name="Picture 1"/>
             <wp:cNvGraphicFramePr>
               <a:graphicFrameLocks noChangeAspect="1"/>
@@ -199,7 +199,7 @@
                   <pic:spPr>
                     <a:xfrm>
                       <a:off x="0" y="0"/>
-                      <a:ext cx="5486400" cy="4907594"/>
+                      <a:ext cx="5486400" cy="5154576"/>
                     </a:xfrm>
                     <a:prstGeom prst="rect"/>
                   </pic:spPr>
@@ -216,12 +216,12 @@
         <w:spacing w:after="240"/>
       </w:pPr>
       <w:r>
-        <w:t>Figur 1. Fyndplatser för naturvårdsarter inom 22 meter från avverkningsanmälan. Markörer utan svart kant är placerade på fyndplatsen. Markörer med svart kant är placerade vid sidan av fyndplatsen har ett svart streck som visar fyndplatsens exakta position. Kartans mittpunktskoordinat är N 6658267, E 629214 i SWEREF 99 TM.</w:t>
+        <w:t>Figur 1. Fyndplatser för naturvårdsarter i och inom 22 meter från avverkningsanmälan. Markörer utan svart kant är placerade på fyndplatsen. Markörer med svart kant är placerade vid sidan av fyndplatsen och har ett svart streck som visar fyndplatsens exakta position. Kartans mittpunktskoordinat är N 6658267, E 629214 i SWEREF 99 TM.</w:t>
       </w:r>
     </w:p>
     <w:p>
       <w:r>
-        <w:t>Inom 22 meter från avverkningsanmälan finns fynd av 1 naturvårdsarter, varav 1 är fridlyst och 1 är typisk (T): järpe (T, §4). Se Figur 1.</w:t>
+        <w:t>I och inom 22 meter från avverkningsanmälan finns fynd av 7 naturvårdsarter, varav 2 är rödlistade, 1 är fridlyst, 6 är typiska (T) och 4 är signalarter (S): ullticka (NT, T), vedtrappmossa (NT, T), bronshjon (S, T), grönpyrola (S, T), vedticka (S, T), vågbandad barkbock (S) och järpe (T, §4). Se Figur 1.</w:t>
       </w:r>
     </w:p>
     <w:p>
@@ -245,6 +245,162 @@
     <w:p>
       <w:r>
         <w:t>Nedan följer beskrivningar av de naturvårdsarter och fridlysta arter som har sina livsmiljöer och växtplatser i den avverkningsanmälda skogen. Se även ytterligare artfakta i BILAGA 1. De påträffade naturvårdsarterna är ett tydligt kvitto på att det rör sig om en skog med höga naturvärden.</w:t>
+      </w:r>
+    </w:p>
+    <w:p>
+      <w:r>
+        <w:rPr>
+          <w:b/>
+        </w:rPr>
+        <w:t>Ullticka (NT)</w:t>
+      </w:r>
+      <w:r>
+        <w:t xml:space="preserve"> är knuten till restbestånd av barrnaturskog och förekommer med ett tydligt optimum i orörda eller måttligt påverkade gamla granskogar där det föreligger viss kontinuitet av grov död ved. Ullticka är en bra signalart inom hela sitt utbredningsområde och i södra Sverige är den sällsynt och en god signalart för skyddsvärda granskogsmiljöer. Den hotas av avverkning och fragmentering av naturskog och äldre granskog med lång trädkontinuitet. På ullticka kan ibland ulltickeporing (VU) påträffas - det är en sällsynt ticka som nyligen delats upp i de tre olika arterna ulltickeporing </w:t>
+      </w:r>
+      <w:r>
+        <w:rPr>
+          <w:i/>
+        </w:rPr>
+        <w:t xml:space="preserve">Skeletocutis brevispora </w:t>
+      </w:r>
+      <w:r>
+        <w:t>(VU)</w:t>
+      </w:r>
+      <w:r>
+        <w:rPr>
+          <w:i/>
+        </w:rPr>
+        <w:t>, Skeletocutis delicata</w:t>
+      </w:r>
+      <w:r>
+        <w:t xml:space="preserve"> (VU)</w:t>
+      </w:r>
+      <w:r>
+        <w:rPr>
+          <w:i/>
+        </w:rPr>
+        <w:t xml:space="preserve"> och Skeletocutis exilis</w:t>
+      </w:r>
+      <w:r>
+        <w:t xml:space="preserve"> (NT). Ullticka är typisk art för </w:t>
+      </w:r>
+      <w:r>
+        <w:rPr>
+          <w:i/>
+        </w:rPr>
+        <w:t xml:space="preserve">9010 Taiga, 9050 Näringsrik granskog </w:t>
+      </w:r>
+      <w:r>
+        <w:t xml:space="preserve">och </w:t>
+      </w:r>
+      <w:r>
+        <w:rPr>
+          <w:i/>
+        </w:rPr>
+        <w:t>9030 Landhöjningsskog</w:t>
+      </w:r>
+      <w:r>
+        <w:t xml:space="preserve"> (SLU Artdatabanken, 2026; Nitare &amp; Skogsstyrelsen, 2019; Miettinen &amp; Niemelä, 2018).</w:t>
+      </w:r>
+    </w:p>
+    <w:p>
+      <w:r>
+        <w:rPr>
+          <w:b/>
+        </w:rPr>
+        <w:t xml:space="preserve">Vedtrappmossa (NT) </w:t>
+      </w:r>
+      <w:r>
+        <w:t xml:space="preserve">växer på död ved, främst i gammal granskog. Den förekommer knappast alls i fjällnära barrskogar utan finns i skogslandskapet nedom fjällen och framför allt i landets södra delar är den en mycket bra signalart för barrnaturskog med höga naturvärden. Skogsavverkning och brist på grov död ved i skogen är de allvarligaste hoten och den överlever inte kalhyggesbruk. Lokaler med sluten granskog, tillräckligt stora för att säkerställa ett kontinuerligt tillskott på grova lågor, bör undantas från storskaligt skogsbruk. Vedtrappmossa är typisk art för </w:t>
+      </w:r>
+      <w:r>
+        <w:rPr>
+          <w:i/>
+        </w:rPr>
+        <w:t>9010 Taiga</w:t>
+      </w:r>
+      <w:r>
+        <w:t xml:space="preserve"> (SLU Artdatabanken, 2024).</w:t>
+      </w:r>
+    </w:p>
+    <w:p>
+      <w:r>
+        <w:rPr>
+          <w:b/>
+        </w:rPr>
+        <w:t>Bronshjon</w:t>
+      </w:r>
+      <w:r>
+        <w:t xml:space="preserve"> är en skalbagge vars larvutveckling sker under grov bark på stammar av döda eller döende barrträd, främst gran, i mindre omfattning tall. Arten är knuten till äldre, naturskogslik granskog med inslag av torkande träd. Bronshjon är typisk art för </w:t>
+      </w:r>
+      <w:r>
+        <w:rPr>
+          <w:i/>
+        </w:rPr>
+        <w:t>9010 Taiga</w:t>
+      </w:r>
+      <w:r>
+        <w:t xml:space="preserve"> (SLU Artdatabanken, 2025).</w:t>
+      </w:r>
+    </w:p>
+    <w:p>
+      <w:r>
+        <w:rPr>
+          <w:b/>
+        </w:rPr>
+        <w:t xml:space="preserve">Grönpyrola </w:t>
+      </w:r>
+      <w:r>
+        <w:t xml:space="preserve">växer främst på sandig, torr eller frisk mark i äldre barrskog, ofta på isälvsmaterial såsom sand och grus. Den påträffas främst i äldre naturligt uppkomna barrskogar, exempelvis på tallmoar, i åssluttningar, dyner och rasbranter. Arten är känslig för skogsbruksmetoder såsom slutavverkning och markberedning. Grönpyrola är typisk art för </w:t>
+      </w:r>
+      <w:r>
+        <w:rPr>
+          <w:i/>
+        </w:rPr>
+        <w:t>9010 Taiga, 9060 Åsbarrskog</w:t>
+      </w:r>
+      <w:r>
+        <w:t xml:space="preserve"> och</w:t>
+      </w:r>
+      <w:r>
+        <w:rPr>
+          <w:i/>
+        </w:rPr>
+        <w:t xml:space="preserve"> 1610 Åsöar i Östersjön </w:t>
+      </w:r>
+      <w:r>
+        <w:t>(Nitare &amp; Skogsstyrelsen, 2019; SLU Artdatabanken, 2025).</w:t>
+      </w:r>
+    </w:p>
+    <w:p>
+      <w:r>
+        <w:rPr>
+          <w:b/>
+        </w:rPr>
+        <w:t xml:space="preserve">Vedticka </w:t>
+      </w:r>
+      <w:r>
+        <w:t xml:space="preserve">är en bra signalart söder om den naturliga norrlandsgränsen. Den är huvudsakligen knuten till äldre barrskogar där det föreligger långvarig kontinuitet av död barrved. Vedticka är typisk art för </w:t>
+      </w:r>
+      <w:r>
+        <w:rPr>
+          <w:i/>
+        </w:rPr>
+        <w:t xml:space="preserve">9010 Taiga </w:t>
+      </w:r>
+      <w:r>
+        <w:t>(Nitare &amp; Skogsstyrelsen, 2019; SLU Artdatabanken, 2025).</w:t>
+      </w:r>
+    </w:p>
+    <w:p>
+      <w:r>
+        <w:rPr>
+          <w:b/>
+        </w:rPr>
+        <w:t xml:space="preserve">Vågbandad barkbock </w:t>
+      </w:r>
+      <w:r>
+        <w:t>är en långhorning vars larvutveckling sker under bark på nyligen döda stående barrträd, främst gran, mer undantagsvis på tall. Främst i stående träd, särskilt gamla, långsamvuxna granar med grov bark, även i grövre grenar, stubbar eller vindfällen. Arten är starkt knuten till naturskogsliknande granskogar, och gynnas av extrema torrsomrar som försvagar träden. Arten påverkas negativt av brist på kontinuitetsskog och en minskning av populationen pågår eller förväntas ske (SLU Artdatabanken, 2025).</w:t>
       </w:r>
     </w:p>
     <w:p>
@@ -382,7 +538,7 @@
         <w:rPr>
           <w:i/>
         </w:rPr>
-        <w:t>I det avverkningsanmälda skogsområdet har 1 naturvårdsarter varav 0 rödlistade arter sina livsmiljöer och växtplatser.</w:t>
+        <w:t>I det avverkningsanmälda skogsområdet har 7 naturvårdsarter varav 2 rödlistade arter sina livsmiljöer och växtplatser.</w:t>
       </w:r>
     </w:p>
     <w:p>
@@ -768,7 +924,7 @@
     <w:r>
       <w:tab/>
       <w:tab/>
-      <w:t>2026-08-14</w:t>
+      <w:t>2026-08-15</w:t>
       <w:br/>
       <w:br/>
     </w:r>

--- a/klagomål/A 29277-2026 FSC-klagomål.docx
+++ b/klagomål/A 29277-2026 FSC-klagomål.docx
@@ -924,7 +924,7 @@
     <w:r>
       <w:tab/>
       <w:tab/>
-      <w:t>2026-08-15</w:t>
+      <w:t>2026-08-16</w:t>
       <w:br/>
       <w:br/>
     </w:r>

--- a/klagomål/A 29277-2026 FSC-klagomål.docx
+++ b/klagomål/A 29277-2026 FSC-klagomål.docx
@@ -924,7 +924,7 @@
     <w:r>
       <w:tab/>
       <w:tab/>
-      <w:t>2026-08-16</w:t>
+      <w:t>2026-08-17</w:t>
       <w:br/>
       <w:br/>
     </w:r>

--- a/klagomål/A 29277-2026 FSC-klagomål.docx
+++ b/klagomål/A 29277-2026 FSC-klagomål.docx
@@ -924,7 +924,7 @@
     <w:r>
       <w:tab/>
       <w:tab/>
-      <w:t>2026-08-17</w:t>
+      <w:t>2026-08-18</w:t>
       <w:br/>
       <w:br/>
     </w:r>

--- a/klagomål/A 29277-2026 FSC-klagomål.docx
+++ b/klagomål/A 29277-2026 FSC-klagomål.docx
@@ -924,7 +924,7 @@
     <w:r>
       <w:tab/>
       <w:tab/>
-      <w:t>2026-08-18</w:t>
+      <w:t>2026-08-19</w:t>
       <w:br/>
       <w:br/>
     </w:r>

--- a/klagomål/A 29277-2026 FSC-klagomål.docx
+++ b/klagomål/A 29277-2026 FSC-klagomål.docx
@@ -924,7 +924,7 @@
     <w:r>
       <w:tab/>
       <w:tab/>
-      <w:t>2026-08-19</w:t>
+      <w:t>2026-08-20</w:t>
       <w:br/>
       <w:br/>
     </w:r>

--- a/klagomål/A 29277-2026 FSC-klagomål.docx
+++ b/klagomål/A 29277-2026 FSC-klagomål.docx
@@ -924,7 +924,7 @@
     <w:r>
       <w:tab/>
       <w:tab/>
-      <w:t>2026-08-20</w:t>
+      <w:t>2026-08-21</w:t>
       <w:br/>
       <w:br/>
     </w:r>

--- a/klagomål/A 29277-2026 FSC-klagomål.docx
+++ b/klagomål/A 29277-2026 FSC-klagomål.docx
@@ -924,7 +924,7 @@
     <w:r>
       <w:tab/>
       <w:tab/>
-      <w:t>2026-08-21</w:t>
+      <w:t>2026-08-22</w:t>
       <w:br/>
       <w:br/>
     </w:r>

--- a/klagomål/A 29277-2026 FSC-klagomål.docx
+++ b/klagomål/A 29277-2026 FSC-klagomål.docx
@@ -924,7 +924,7 @@
     <w:r>
       <w:tab/>
       <w:tab/>
-      <w:t>2026-08-22</w:t>
+      <w:t>2026-08-23</w:t>
       <w:br/>
       <w:br/>
     </w:r>

--- a/klagomål/A 29277-2026 FSC-klagomål.docx
+++ b/klagomål/A 29277-2026 FSC-klagomål.docx
@@ -924,7 +924,7 @@
     <w:r>
       <w:tab/>
       <w:tab/>
-      <w:t>2026-08-23</w:t>
+      <w:t>2026-08-24</w:t>
       <w:br/>
       <w:br/>
     </w:r>

--- a/klagomål/A 29277-2026 FSC-klagomål.docx
+++ b/klagomål/A 29277-2026 FSC-klagomål.docx
@@ -924,7 +924,7 @@
     <w:r>
       <w:tab/>
       <w:tab/>
-      <w:t>2026-08-24</w:t>
+      <w:t>2026-08-25</w:t>
       <w:br/>
       <w:br/>
     </w:r>

--- a/klagomål/A 29277-2026 FSC-klagomål.docx
+++ b/klagomål/A 29277-2026 FSC-klagomål.docx
@@ -924,7 +924,7 @@
     <w:r>
       <w:tab/>
       <w:tab/>
-      <w:t>2026-08-25</w:t>
+      <w:t>2026-08-26</w:t>
       <w:br/>
       <w:br/>
     </w:r>

--- a/klagomål/A 29277-2026 FSC-klagomål.docx
+++ b/klagomål/A 29277-2026 FSC-klagomål.docx
@@ -924,7 +924,7 @@
     <w:r>
       <w:tab/>
       <w:tab/>
-      <w:t>2026-08-26</w:t>
+      <w:t>2026-08-27</w:t>
       <w:br/>
       <w:br/>
     </w:r>

--- a/klagomål/A 29277-2026 FSC-klagomål.docx
+++ b/klagomål/A 29277-2026 FSC-klagomål.docx
@@ -924,7 +924,7 @@
     <w:r>
       <w:tab/>
       <w:tab/>
-      <w:t>2026-08-27</w:t>
+      <w:t>2026-08-28</w:t>
       <w:br/>
       <w:br/>
     </w:r>

--- a/klagomål/A 29277-2026 FSC-klagomål.docx
+++ b/klagomål/A 29277-2026 FSC-klagomål.docx
@@ -924,7 +924,7 @@
     <w:r>
       <w:tab/>
       <w:tab/>
-      <w:t>2026-08-28</w:t>
+      <w:t>2026-08-29</w:t>
       <w:br/>
       <w:br/>
     </w:r>

--- a/klagomål/A 29277-2026 FSC-klagomål.docx
+++ b/klagomål/A 29277-2026 FSC-klagomål.docx
@@ -924,7 +924,7 @@
     <w:r>
       <w:tab/>
       <w:tab/>
-      <w:t>2026-08-29</w:t>
+      <w:t>2026-08-31</w:t>
       <w:br/>
       <w:br/>
     </w:r>

--- a/klagomål/A 29277-2026 FSC-klagomål.docx
+++ b/klagomål/A 29277-2026 FSC-klagomål.docx
@@ -924,7 +924,7 @@
     <w:r>
       <w:tab/>
       <w:tab/>
-      <w:t>2026-08-31</w:t>
+      <w:t>2026-09-01</w:t>
       <w:br/>
       <w:br/>
     </w:r>

--- a/klagomål/A 29277-2026 FSC-klagomål.docx
+++ b/klagomål/A 29277-2026 FSC-klagomål.docx
@@ -924,7 +924,7 @@
     <w:r>
       <w:tab/>
       <w:tab/>
-      <w:t>2026-09-01</w:t>
+      <w:t>2026-09-02</w:t>
       <w:br/>
       <w:br/>
     </w:r>

--- a/klagomål/A 29277-2026 FSC-klagomål.docx
+++ b/klagomål/A 29277-2026 FSC-klagomål.docx
@@ -924,7 +924,7 @@
     <w:r>
       <w:tab/>
       <w:tab/>
-      <w:t>2026-09-02</w:t>
+      <w:t>2026-09-03</w:t>
       <w:br/>
       <w:br/>
     </w:r>

--- a/klagomål/A 29277-2026 FSC-klagomål.docx
+++ b/klagomål/A 29277-2026 FSC-klagomål.docx
@@ -924,7 +924,7 @@
     <w:r>
       <w:tab/>
       <w:tab/>
-      <w:t>2026-09-03</w:t>
+      <w:t>2026-09-04</w:t>
       <w:br/>
       <w:br/>
     </w:r>

--- a/klagomål/A 29277-2026 FSC-klagomål.docx
+++ b/klagomål/A 29277-2026 FSC-klagomål.docx
@@ -924,7 +924,7 @@
     <w:r>
       <w:tab/>
       <w:tab/>
-      <w:t>2026-09-04</w:t>
+      <w:t>2026-09-05</w:t>
       <w:br/>
       <w:br/>
     </w:r>

--- a/klagomål/A 29277-2026 FSC-klagomål.docx
+++ b/klagomål/A 29277-2026 FSC-klagomål.docx
@@ -924,7 +924,7 @@
     <w:r>
       <w:tab/>
       <w:tab/>
-      <w:t>2026-09-05</w:t>
+      <w:t>2026-09-06</w:t>
       <w:br/>
       <w:br/>
     </w:r>

--- a/klagomål/A 29277-2026 FSC-klagomål.docx
+++ b/klagomål/A 29277-2026 FSC-klagomål.docx
@@ -924,7 +924,7 @@
     <w:r>
       <w:tab/>
       <w:tab/>
-      <w:t>2026-09-06</w:t>
+      <w:t>2026-09-07</w:t>
       <w:br/>
       <w:br/>
     </w:r>

--- a/klagomål/A 29277-2026 FSC-klagomål.docx
+++ b/klagomål/A 29277-2026 FSC-klagomål.docx
@@ -924,7 +924,7 @@
     <w:r>
       <w:tab/>
       <w:tab/>
-      <w:t>2026-09-07</w:t>
+      <w:t>2026-09-08</w:t>
       <w:br/>
       <w:br/>
     </w:r>

--- a/klagomål/A 29277-2026 FSC-klagomål.docx
+++ b/klagomål/A 29277-2026 FSC-klagomål.docx
@@ -924,7 +924,7 @@
     <w:r>
       <w:tab/>
       <w:tab/>
-      <w:t>2026-09-08</w:t>
+      <w:t>2026-09-09</w:t>
       <w:br/>
       <w:br/>
     </w:r>

--- a/klagomål/A 29277-2026 FSC-klagomål.docx
+++ b/klagomål/A 29277-2026 FSC-klagomål.docx
@@ -924,7 +924,7 @@
     <w:r>
       <w:tab/>
       <w:tab/>
-      <w:t>2026-09-09</w:t>
+      <w:t>2026-09-10</w:t>
       <w:br/>
       <w:br/>
     </w:r>

--- a/klagomål/A 29277-2026 FSC-klagomål.docx
+++ b/klagomål/A 29277-2026 FSC-klagomål.docx
@@ -924,7 +924,7 @@
     <w:r>
       <w:tab/>
       <w:tab/>
-      <w:t>2026-09-10</w:t>
+      <w:t>2026-09-11</w:t>
       <w:br/>
       <w:br/>
     </w:r>

--- a/klagomål/A 29277-2026 FSC-klagomål.docx
+++ b/klagomål/A 29277-2026 FSC-klagomål.docx
@@ -924,7 +924,7 @@
     <w:r>
       <w:tab/>
       <w:tab/>
-      <w:t>2026-09-11</w:t>
+      <w:t>2026-09-12</w:t>
       <w:br/>
       <w:br/>
     </w:r>
